--- a/CS498 HW4 Part 4 – Analysis Question.docx
+++ b/CS498 HW4 Part 4 – Analysis Question.docx
@@ -72,8 +72,6 @@
           <w:lang w:val="en-US" w:eastAsia="zh-CN"/>
         </w:rPr>
       </w:pPr>
-      <w:bookmarkStart w:id="0" w:name="_GoBack"/>
-      <w:bookmarkEnd w:id="0"/>
     </w:p>
     <w:p>
       <w:pPr>
@@ -87,7 +85,30 @@
           <w:rFonts w:hint="default" w:eastAsiaTheme="minorEastAsia"/>
           <w:lang w:val="en-US" w:eastAsia="zh-CN"/>
         </w:rPr>
-        <w:t>If I were to implement co-area-drivers in a relational database, I would store the data in normalized tables such as drivers, Companies, Areas and Trips. SQL queries mainly rely on self-joining of the Trips table: first, find all the dropoff areas visited by the target driver, and then join these records with the rows of other drivers in the same dropoff area. Next, group by the ids of other drivers, count the number of different areas visited together, and finally sort in descending order by quantity.</w:t>
+        <w:t xml:space="preserve">If I were to implement co-area-drivers in a relational database, I would store the data in normalized tables such as drivers, Companies, Areas and Trips. The SQL query mainly relies on a self-join of the Trips table: first, find all the dropoff areas visited by the target driver, and then join these records with the rows of other drivers in the same dropoff area. Next, group by the </w:t>
+      </w:r>
+      <w:r>
+        <w:rPr>
+          <w:rFonts w:hint="default"/>
+          <w:lang w:val="en-US" w:eastAsia="zh-CN"/>
+        </w:rPr>
+        <w:t>I</w:t>
+      </w:r>
+      <w:r>
+        <w:rPr>
+          <w:rFonts w:hint="default" w:eastAsiaTheme="minorEastAsia"/>
+          <w:lang w:val="en-US" w:eastAsia="zh-CN"/>
+        </w:rPr>
+        <w:t>ds of other drivers, count the number of distinct shared areas</w:t>
+      </w:r>
+      <w:bookmarkStart w:id="0" w:name="_GoBack"/>
+      <w:bookmarkEnd w:id="0"/>
+      <w:r>
+        <w:rPr>
+          <w:rFonts w:hint="default" w:eastAsiaTheme="minorEastAsia"/>
+          <w:lang w:val="en-US" w:eastAsia="zh-CN"/>
+        </w:rPr>
+        <w:t xml:space="preserve"> visited together, and finally sort in descending order by quantity.</w:t>
       </w:r>
     </w:p>
     <w:p>
@@ -110,7 +131,21 @@
           <w:rFonts w:hint="default" w:eastAsiaTheme="minorEastAsia"/>
           <w:lang w:val="en-US" w:eastAsia="zh-CN"/>
         </w:rPr>
-        <w:t>This traversal is more natural in Neo4j because the data itself is modeled in the form of nodes and relationships. Graph queries can be directly performed along the path of Driver -&gt; Area &lt; -driver, which is consistent with the logic of the problem itself. In native graph databases, indexed adjacency enables the system to directly access adjacent nodes from one node without the need for repeated index lookers or complex join operations. Therefore, multi-hop relational queries are usually simpler to express and have higher execution efficiency.</w:t>
+        <w:t>This traversal is more natural in Neo4j because the data itself is modeled in the form of nodes and relationships. Graph queries can be directly performed along the path of Driver -&gt; Area &lt;-</w:t>
+      </w:r>
+      <w:r>
+        <w:rPr>
+          <w:rFonts w:hint="default"/>
+          <w:lang w:val="en-US" w:eastAsia="zh-CN"/>
+        </w:rPr>
+        <w:t xml:space="preserve"> </w:t>
+      </w:r>
+      <w:r>
+        <w:rPr>
+          <w:rFonts w:hint="default" w:eastAsiaTheme="minorEastAsia"/>
+          <w:lang w:val="en-US" w:eastAsia="zh-CN"/>
+        </w:rPr>
+        <w:t>driver, which is consistent with the logic of the problem itself. In native graph databases, index-free adjacency enables the system to directly access adjacent nodes from one node without the need for repeated index lookups or complex join operations. Therefore, multi-hop relational queries are usually simpler to express and have higher execution efficiency.</w:t>
       </w:r>
     </w:p>
     <w:p>
